--- a/public/cv/ピェッピョーマウン_履歴書.docx
+++ b/public/cv/ピェッピョーマウン_履歴書.docx
@@ -144,7 +144,6 @@
         </w:rPr>
         <w:t>、</w:t>
       </w:r>
-      <w:proofErr w:type="spellStart"/>
       <w:r>
         <w:rPr>
           <w:rFonts w:ascii="Cambria" w:hAnsi="Cambria"/>
@@ -155,7 +154,6 @@
         </w:rPr>
         <w:t>Nuxt</w:t>
       </w:r>
-      <w:proofErr w:type="spellEnd"/>
       <w:r>
         <w:rPr>
           <w:rFonts w:ascii="Cambria" w:hAnsi="Cambria"/>
@@ -233,25 +231,7 @@
           <w:sz w:val="20"/>
           <w:szCs w:val="20"/>
         </w:rPr>
-        <w:t xml:space="preserve">Vue, </w:t>
-      </w:r>
-      <w:proofErr w:type="spellStart"/>
-      <w:r>
-        <w:rPr>
-          <w:rFonts w:ascii="Cambria" w:hAnsi="Cambria"/>
-          <w:sz w:val="20"/>
-          <w:szCs w:val="20"/>
-        </w:rPr>
-        <w:t>Nuxt</w:t>
-      </w:r>
-      <w:proofErr w:type="spellEnd"/>
-      <w:r>
-        <w:rPr>
-          <w:rFonts w:ascii="Cambria" w:hAnsi="Cambria"/>
-          <w:sz w:val="20"/>
-          <w:szCs w:val="20"/>
-        </w:rPr>
-        <w:t>, Laravel, Docker</w:t>
+        <w:t>Vue, Nuxt, Laravel, Docker</w:t>
       </w:r>
       <w:r>
         <w:rPr>
@@ -261,59 +241,29 @@
         </w:rPr>
         <w:t xml:space="preserve">, </w:t>
       </w:r>
-      <w:proofErr w:type="spellStart"/>
-      <w:r>
-        <w:rPr>
-          <w:rFonts w:ascii="Cambria" w:hAnsi="Cambria"/>
-          <w:sz w:val="20"/>
-          <w:szCs w:val="20"/>
-        </w:rPr>
-        <w:t>Mysql</w:t>
-      </w:r>
-      <w:proofErr w:type="spellEnd"/>
-      <w:r>
-        <w:rPr>
-          <w:rFonts w:ascii="Cambria" w:hAnsi="Cambria"/>
-          <w:sz w:val="20"/>
-          <w:szCs w:val="20"/>
-        </w:rPr>
-        <w:t xml:space="preserve">, </w:t>
-      </w:r>
-      <w:proofErr w:type="spellStart"/>
-      <w:r>
-        <w:rPr>
-          <w:rFonts w:ascii="Cambria" w:hAnsi="Cambria"/>
-          <w:sz w:val="20"/>
-          <w:szCs w:val="20"/>
-        </w:rPr>
-        <w:t>Javascript</w:t>
-      </w:r>
-      <w:proofErr w:type="spellEnd"/>
-      <w:r>
-        <w:rPr>
-          <w:rFonts w:ascii="Cambria" w:hAnsi="Cambria"/>
-          <w:sz w:val="20"/>
-          <w:szCs w:val="20"/>
-        </w:rPr>
-        <w:t xml:space="preserve">, Typescript, </w:t>
-      </w:r>
-      <w:proofErr w:type="spellStart"/>
-      <w:r>
-        <w:rPr>
-          <w:rFonts w:ascii="Cambria" w:hAnsi="Cambria"/>
-          <w:sz w:val="20"/>
-          <w:szCs w:val="20"/>
-        </w:rPr>
-        <w:t>TailwindCss</w:t>
-      </w:r>
-      <w:proofErr w:type="spellEnd"/>
-      <w:r>
-        <w:rPr>
-          <w:rFonts w:ascii="Cambria" w:hAnsi="Cambria"/>
-          <w:sz w:val="20"/>
-          <w:szCs w:val="20"/>
-        </w:rPr>
-        <w:t>, Bootstrap, HTML, CSS, Git, Problem Solving</w:t>
+      <w:r>
+        <w:rPr>
+          <w:rFonts w:ascii="Cambria" w:hAnsi="Cambria"/>
+          <w:sz w:val="20"/>
+          <w:szCs w:val="20"/>
+        </w:rPr>
+        <w:t xml:space="preserve">Mysql, Javascript, Typescript, </w:t>
+      </w:r>
+      <w:r>
+        <w:rPr>
+          <w:rFonts w:ascii="Cambria" w:hAnsi="Cambria"/>
+          <w:sz w:val="20"/>
+          <w:szCs w:val="20"/>
+        </w:rPr>
+        <w:t xml:space="preserve">PHP, Python, </w:t>
+      </w:r>
+      <w:r>
+        <w:rPr>
+          <w:rFonts w:ascii="Cambria" w:hAnsi="Cambria"/>
+          <w:sz w:val="20"/>
+          <w:szCs w:val="20"/>
+        </w:rPr>
+        <w:t>TailwindCss, Bootstrap, HTML, CSS, Git, Problem Solving</w:t>
       </w:r>
     </w:p>
     <w:p>
@@ -353,127 +303,15 @@
           <w:szCs w:val="20"/>
         </w:rPr>
       </w:pPr>
-      <w:proofErr w:type="spellStart"/>
-      <w:r>
-        <w:rPr>
-          <w:rFonts w:ascii="Cambria" w:hAnsi="Cambria"/>
-          <w:b/>
-          <w:bCs/>
-          <w:sz w:val="20"/>
-          <w:szCs w:val="20"/>
-        </w:rPr>
-        <w:t>Softguide</w:t>
-      </w:r>
-      <w:proofErr w:type="spellEnd"/>
-      <w:r>
-        <w:rPr>
-          <w:rFonts w:ascii="Cambria" w:hAnsi="Cambria"/>
-          <w:b/>
-          <w:bCs/>
-          <w:sz w:val="20"/>
-          <w:szCs w:val="20"/>
-        </w:rPr>
-        <w:t xml:space="preserve"> Software House                                                                       </w:t>
-      </w:r>
-      <w:r>
-        <w:rPr>
-          <w:rFonts w:ascii="Cambria" w:hAnsi="Cambria"/>
-          <w:b/>
-          <w:bCs/>
-          <w:sz w:val="20"/>
-          <w:szCs w:val="20"/>
-        </w:rPr>
-        <w:t xml:space="preserve">                                                                          </w:t>
-      </w:r>
-      <w:r>
-        <w:rPr>
-          <w:rFonts w:ascii="Cambria" w:hAnsi="Cambria"/>
-          <w:b/>
-          <w:bCs/>
-          <w:sz w:val="20"/>
-          <w:szCs w:val="20"/>
-        </w:rPr>
-        <w:t xml:space="preserve">             </w:t>
-      </w:r>
-      <w:r>
-        <w:rPr>
-          <w:rFonts w:ascii="Cambria" w:hAnsi="Cambria"/>
-          <w:b/>
-          <w:bCs/>
-          <w:sz w:val="20"/>
-          <w:szCs w:val="20"/>
-        </w:rPr>
-        <w:t>2024</w:t>
-      </w:r>
-      <w:r>
-        <w:rPr>
-          <w:rFonts w:ascii="Cambria" w:hAnsi="Cambria"/>
-          <w:b/>
-          <w:bCs/>
-          <w:sz w:val="20"/>
-          <w:szCs w:val="20"/>
-        </w:rPr>
-        <w:t>年</w:t>
-      </w:r>
-      <w:r>
-        <w:rPr>
-          <w:rFonts w:ascii="Cambria" w:hAnsi="Cambria"/>
-          <w:b/>
-          <w:bCs/>
-          <w:sz w:val="20"/>
-          <w:szCs w:val="20"/>
-        </w:rPr>
-        <w:t>8</w:t>
-      </w:r>
-      <w:r>
-        <w:rPr>
-          <w:rFonts w:ascii="Cambria" w:hAnsi="Cambria"/>
-          <w:b/>
-          <w:bCs/>
-          <w:sz w:val="20"/>
-          <w:szCs w:val="20"/>
-        </w:rPr>
-        <w:t>月</w:t>
-      </w:r>
-      <w:r>
-        <w:rPr>
-          <w:rFonts w:ascii="Cambria" w:hAnsi="Cambria"/>
-          <w:b/>
-          <w:bCs/>
-          <w:sz w:val="20"/>
-          <w:szCs w:val="20"/>
-        </w:rPr>
-        <w:t xml:space="preserve"> </w:t>
-      </w:r>
-      <w:r>
-        <w:rPr>
-          <w:rFonts w:ascii="Cambria" w:hAnsi="Cambria"/>
-          <w:b/>
-          <w:bCs/>
-          <w:sz w:val="20"/>
-          <w:szCs w:val="20"/>
-        </w:rPr>
-        <w:t>～</w:t>
-      </w:r>
-      <w:r>
-        <w:rPr>
-          <w:rFonts w:ascii="Cambria" w:hAnsi="Cambria"/>
-          <w:b/>
-          <w:bCs/>
-          <w:sz w:val="20"/>
-          <w:szCs w:val="20"/>
-        </w:rPr>
-        <w:t xml:space="preserve"> </w:t>
-      </w:r>
-      <w:r>
-        <w:rPr>
-          <w:rFonts w:ascii="Cambria" w:hAnsi="Cambria"/>
-          <w:b/>
-          <w:bCs/>
-          <w:sz w:val="20"/>
-          <w:szCs w:val="20"/>
-        </w:rPr>
-        <w:t>現在</w:t>
+      <w:r>
+        <w:rPr>
+          <w:rFonts w:ascii="Cambria" w:hAnsi="Cambria"/>
+          <w:b/>
+          <w:bCs/>
+          <w:sz w:val="20"/>
+          <w:szCs w:val="20"/>
+        </w:rPr>
+        <w:t xml:space="preserve">Softguide Software House </w:t>
       </w:r>
     </w:p>
     <w:p>
@@ -498,12 +336,112 @@
         </w:rPr>
         <w:t>Junior Full-stack Engineer</w:t>
       </w:r>
+      <w:r>
+        <w:rPr>
+          <w:rFonts w:ascii="Cambria" w:hAnsi="Cambria"/>
+          <w:b/>
+          <w:bCs/>
+          <w:sz w:val="20"/>
+          <w:szCs w:val="20"/>
+        </w:rPr>
+        <w:t xml:space="preserve"> (</w:t>
+      </w:r>
+      <w:r>
+        <w:rPr>
+          <w:rFonts w:ascii="Cambria" w:hAnsi="Cambria"/>
+          <w:b/>
+          <w:bCs/>
+          <w:sz w:val="20"/>
+          <w:szCs w:val="20"/>
+        </w:rPr>
+        <w:t>2024</w:t>
+      </w:r>
+      <w:r>
+        <w:rPr>
+          <w:rFonts w:ascii="Cambria" w:hAnsi="Cambria"/>
+          <w:b/>
+          <w:bCs/>
+          <w:sz w:val="20"/>
+          <w:szCs w:val="20"/>
+        </w:rPr>
+        <w:t>年</w:t>
+      </w:r>
+      <w:r>
+        <w:rPr>
+          <w:rFonts w:ascii="Cambria" w:hAnsi="Cambria"/>
+          <w:b/>
+          <w:bCs/>
+          <w:sz w:val="20"/>
+          <w:szCs w:val="20"/>
+        </w:rPr>
+        <w:t>8</w:t>
+      </w:r>
+      <w:r>
+        <w:rPr>
+          <w:rFonts w:ascii="Cambria" w:hAnsi="Cambria"/>
+          <w:b/>
+          <w:bCs/>
+          <w:sz w:val="20"/>
+          <w:szCs w:val="20"/>
+        </w:rPr>
+        <w:t>月</w:t>
+      </w:r>
+      <w:r>
+        <w:rPr>
+          <w:rFonts w:ascii="Cambria" w:hAnsi="Cambria"/>
+          <w:b/>
+          <w:bCs/>
+          <w:sz w:val="20"/>
+          <w:szCs w:val="20"/>
+        </w:rPr>
+        <w:t xml:space="preserve"> </w:t>
+      </w:r>
+      <w:r>
+        <w:rPr>
+          <w:rFonts w:ascii="Cambria" w:hAnsi="Cambria"/>
+          <w:b/>
+          <w:bCs/>
+          <w:sz w:val="20"/>
+          <w:szCs w:val="20"/>
+        </w:rPr>
+        <w:t>～</w:t>
+      </w:r>
+      <w:r>
+        <w:rPr>
+          <w:rFonts w:ascii="Cambria" w:hAnsi="Cambria"/>
+          <w:b/>
+          <w:bCs/>
+          <w:sz w:val="20"/>
+          <w:szCs w:val="20"/>
+        </w:rPr>
+        <w:t xml:space="preserve"> </w:t>
+      </w:r>
+      <w:r>
+        <w:rPr>
+          <w:rFonts w:ascii="Cambria" w:hAnsi="Cambria"/>
+          <w:b/>
+          <w:bCs/>
+          <w:sz w:val="20"/>
+          <w:szCs w:val="20"/>
+        </w:rPr>
+        <w:t>現在</w:t>
+      </w:r>
+      <w:r>
+        <w:rPr>
+          <w:rFonts w:ascii="Cambria" w:hAnsi="Cambria"/>
+          <w:b/>
+          <w:bCs/>
+          <w:sz w:val="20"/>
+          <w:szCs w:val="20"/>
+        </w:rPr>
+        <w:t>)</w:t>
+      </w:r>
     </w:p>
     <w:p>
       <w:pPr>
         <w:spacing w:after="0" w:line="10" w:lineRule="atLeast"/>
         <w:rPr>
-          <w:rFonts w:ascii="Cambria" w:hAnsi="Cambria" w:hint="eastAsia"/>
+          <w:rFonts w:ascii="Cambria" w:hAnsi="Cambria"/>
           <w:b/>
           <w:bCs/>
           <w:sz w:val="20"/>
@@ -759,7 +697,7 @@
           <w:sz w:val="22"/>
           <w:szCs w:val="22"/>
         </w:rPr>
-        <w:t>プロジェクト</w:t>
+        <w:t>学歴</w:t>
       </w:r>
     </w:p>
     <w:p>
@@ -781,65 +719,89 @@
           <w:sz w:val="20"/>
           <w:szCs w:val="20"/>
         </w:rPr>
-        <w:t>Poddy</w:t>
+        <w:t>University of the People</w:t>
+      </w:r>
+      <w:r>
+        <w:rPr>
+          <w:rFonts w:ascii="Cambria" w:hAnsi="Cambria"/>
+          <w:b/>
+          <w:bCs/>
+          <w:sz w:val="20"/>
+          <w:szCs w:val="20"/>
+        </w:rPr>
+        <w:t xml:space="preserve"> (</w:t>
+      </w:r>
+      <w:r>
+        <w:rPr>
+          <w:rFonts w:ascii="Cambria" w:hAnsi="Cambria"/>
+          <w:b/>
+          <w:bCs/>
+          <w:sz w:val="20"/>
+          <w:szCs w:val="20"/>
+        </w:rPr>
+        <w:t>2022</w:t>
+      </w:r>
+      <w:r>
+        <w:rPr>
+          <w:rFonts w:ascii="Cambria" w:hAnsi="Cambria"/>
+          <w:b/>
+          <w:bCs/>
+          <w:sz w:val="20"/>
+          <w:szCs w:val="20"/>
+        </w:rPr>
+        <w:t>年</w:t>
+      </w:r>
+      <w:r>
+        <w:rPr>
+          <w:rFonts w:ascii="Cambria" w:hAnsi="Cambria"/>
+          <w:b/>
+          <w:bCs/>
+          <w:sz w:val="20"/>
+          <w:szCs w:val="20"/>
+        </w:rPr>
+        <w:t>11</w:t>
+      </w:r>
+      <w:r>
+        <w:rPr>
+          <w:rFonts w:ascii="Cambria" w:hAnsi="Cambria"/>
+          <w:b/>
+          <w:bCs/>
+          <w:sz w:val="20"/>
+          <w:szCs w:val="20"/>
+        </w:rPr>
+        <w:t>月～現在</w:t>
+      </w:r>
+      <w:r>
+        <w:rPr>
+          <w:rFonts w:ascii="Cambria" w:hAnsi="Cambria"/>
+          <w:b/>
+          <w:bCs/>
+          <w:sz w:val="20"/>
+          <w:szCs w:val="20"/>
+        </w:rPr>
+        <w:t>)</w:t>
       </w:r>
     </w:p>
     <w:p>
       <w:pPr>
-        <w:pStyle w:val="ListParagraph"/>
-        <w:numPr>
-          <w:ilvl w:val="0"/>
-          <w:numId w:val="4"/>
-        </w:numPr>
-        <w:spacing w:line="16" w:lineRule="atLeast"/>
-        <w:rPr>
-          <w:rFonts w:ascii="Cambria" w:hAnsi="Cambria"/>
-          <w:b/>
-          <w:bCs/>
-          <w:sz w:val="20"/>
-          <w:szCs w:val="20"/>
-        </w:rPr>
-      </w:pPr>
-      <w:r>
-        <w:rPr>
-          <w:rFonts w:ascii="Cambria" w:hAnsi="Cambria"/>
-          <w:b/>
-          <w:bCs/>
-          <w:sz w:val="20"/>
-          <w:szCs w:val="20"/>
-        </w:rPr>
-        <w:t>1</w:t>
+        <w:spacing w:after="0" w:line="0" w:lineRule="atLeast"/>
+        <w:rPr>
+          <w:rFonts w:ascii="Cambria" w:hAnsi="Cambria"/>
+          <w:sz w:val="20"/>
+          <w:szCs w:val="20"/>
+        </w:rPr>
+      </w:pPr>
+      <w:r>
+        <w:rPr>
+          <w:rFonts w:ascii="Cambria" w:hAnsi="Cambria"/>
+          <w:sz w:val="20"/>
+          <w:szCs w:val="20"/>
+        </w:rPr>
+        <w:t>コンピュータサイエンス専攻　準学士課程　在学中</w:t>
       </w:r>
     </w:p>
     <w:p>
       <w:pPr>
-        <w:pStyle w:val="ListParagraph"/>
-        <w:numPr>
-          <w:ilvl w:val="0"/>
-          <w:numId w:val="4"/>
-        </w:numPr>
-        <w:spacing w:line="16" w:lineRule="atLeast"/>
-        <w:rPr>
-          <w:rFonts w:ascii="Cambria" w:hAnsi="Cambria"/>
-          <w:b/>
-          <w:bCs/>
-          <w:sz w:val="20"/>
-          <w:szCs w:val="20"/>
-        </w:rPr>
-      </w:pPr>
-      <w:r>
-        <w:rPr>
-          <w:rFonts w:ascii="Cambria" w:hAnsi="Cambria"/>
-          <w:b/>
-          <w:bCs/>
-          <w:sz w:val="20"/>
-          <w:szCs w:val="20"/>
-        </w:rPr>
-        <w:t>2</w:t>
-      </w:r>
-    </w:p>
-    <w:p>
-      <w:pPr>
         <w:spacing w:after="0" w:line="16" w:lineRule="atLeast"/>
         <w:rPr>
           <w:rFonts w:ascii="Cambria" w:hAnsi="Cambria"/>
@@ -849,148 +811,35 @@
           <w:szCs w:val="20"/>
         </w:rPr>
       </w:pPr>
-      <w:proofErr w:type="spellStart"/>
-      <w:r>
-        <w:rPr>
-          <w:rFonts w:ascii="Cambria" w:hAnsi="Cambria"/>
-          <w:b/>
-          <w:bCs/>
-          <w:sz w:val="20"/>
-          <w:szCs w:val="20"/>
-        </w:rPr>
-        <w:t>LaPayy</w:t>
-      </w:r>
-      <w:proofErr w:type="spellEnd"/>
-    </w:p>
-    <w:p>
-      <w:pPr>
-        <w:pStyle w:val="ListParagraph"/>
-        <w:numPr>
-          <w:ilvl w:val="0"/>
-          <w:numId w:val="5"/>
-        </w:numPr>
-        <w:spacing w:line="16" w:lineRule="atLeast"/>
-        <w:rPr>
-          <w:rFonts w:ascii="Cambria" w:hAnsi="Cambria"/>
-          <w:b/>
-          <w:bCs/>
-          <w:sz w:val="20"/>
-          <w:szCs w:val="20"/>
-        </w:rPr>
-      </w:pPr>
-      <w:r>
-        <w:rPr>
-          <w:rFonts w:ascii="Cambria" w:hAnsi="Cambria"/>
-          <w:b/>
-          <w:bCs/>
-          <w:sz w:val="20"/>
-          <w:szCs w:val="20"/>
-        </w:rPr>
-        <w:t>1</w:t>
-      </w:r>
-    </w:p>
-    <w:p>
-      <w:pPr>
-        <w:pStyle w:val="ListParagraph"/>
-        <w:numPr>
-          <w:ilvl w:val="0"/>
-          <w:numId w:val="5"/>
-        </w:numPr>
-        <w:spacing w:line="16" w:lineRule="atLeast"/>
-        <w:rPr>
-          <w:rFonts w:ascii="Cambria" w:hAnsi="Cambria"/>
-          <w:b/>
-          <w:bCs/>
-          <w:sz w:val="20"/>
-          <w:szCs w:val="20"/>
-        </w:rPr>
-      </w:pPr>
-      <w:r>
-        <w:rPr>
-          <w:rFonts w:ascii="Cambria" w:hAnsi="Cambria"/>
-          <w:b/>
-          <w:bCs/>
-          <w:sz w:val="20"/>
-          <w:szCs w:val="20"/>
-        </w:rPr>
-        <w:t>2</w:t>
-      </w:r>
-    </w:p>
-    <w:p>
-      <w:pPr>
-        <w:pBdr>
-          <w:bottom w:val="single" w:sz="12" w:space="1" w:color="auto"/>
-        </w:pBdr>
-        <w:spacing w:line="16" w:lineRule="atLeast"/>
-        <w:rPr>
-          <w:rFonts w:ascii="Cambria" w:hAnsi="Cambria"/>
-          <w:b/>
-          <w:bCs/>
-          <w:sz w:val="22"/>
-          <w:szCs w:val="22"/>
-        </w:rPr>
-      </w:pPr>
-      <w:r>
-        <w:rPr>
-          <w:rFonts w:ascii="Cambria" w:hAnsi="Cambria"/>
-          <w:b/>
-          <w:bCs/>
-          <w:sz w:val="22"/>
-          <w:szCs w:val="22"/>
-        </w:rPr>
-        <w:t>学歴</w:t>
-      </w:r>
-    </w:p>
-    <w:p>
-      <w:pPr>
-        <w:spacing w:after="0" w:line="16" w:lineRule="atLeast"/>
-        <w:rPr>
-          <w:rFonts w:ascii="Cambria" w:hAnsi="Cambria"/>
-          <w:b/>
-          <w:bCs/>
-          <w:sz w:val="20"/>
-          <w:szCs w:val="20"/>
-        </w:rPr>
-      </w:pPr>
-      <w:r>
-        <w:rPr>
-          <w:rFonts w:ascii="Cambria" w:hAnsi="Cambria"/>
-          <w:b/>
-          <w:bCs/>
-          <w:sz w:val="20"/>
-          <w:szCs w:val="20"/>
-        </w:rPr>
-        <w:t xml:space="preserve">University of the People                                                                   </w:t>
-      </w:r>
-      <w:r>
-        <w:rPr>
-          <w:rFonts w:ascii="Cambria" w:hAnsi="Cambria"/>
-          <w:b/>
-          <w:bCs/>
-          <w:sz w:val="20"/>
-          <w:szCs w:val="20"/>
-        </w:rPr>
-        <w:t xml:space="preserve">                                                                          </w:t>
-      </w:r>
-      <w:r>
-        <w:rPr>
-          <w:rFonts w:ascii="Cambria" w:hAnsi="Cambria" w:hint="eastAsia"/>
-          <w:b/>
-          <w:bCs/>
-          <w:sz w:val="20"/>
-          <w:szCs w:val="20"/>
-        </w:rPr>
-        <w:t xml:space="preserve">　　　　</w:t>
-      </w:r>
-      <w:r>
-        <w:rPr>
-          <w:rFonts w:ascii="Cambria" w:hAnsi="Cambria"/>
-          <w:b/>
-          <w:bCs/>
-          <w:sz w:val="20"/>
-          <w:szCs w:val="20"/>
-        </w:rPr>
-        <w:t>2022</w:t>
+      <w:r>
+        <w:rPr>
+          <w:rFonts w:ascii="Cambria" w:hAnsi="Cambria"/>
+          <w:b/>
+          <w:bCs/>
+          <w:sz w:val="20"/>
+          <w:szCs w:val="20"/>
+        </w:rPr>
+        <w:t>Dagon University</w:t>
+      </w:r>
+      <w:r>
+        <w:rPr>
+          <w:rFonts w:ascii="Cambria" w:hAnsi="Cambria"/>
+          <w:b/>
+          <w:bCs/>
+          <w:sz w:val="20"/>
+          <w:szCs w:val="20"/>
+        </w:rPr>
+        <w:t xml:space="preserve"> (</w:t>
+      </w:r>
+      <w:r>
+        <w:rPr>
+          <w:rFonts w:ascii="Cambria" w:hAnsi="Cambria"/>
+          <w:b/>
+          <w:bCs/>
+          <w:sz w:val="20"/>
+          <w:szCs w:val="20"/>
+        </w:rPr>
+        <w:t>2024</w:t>
       </w:r>
       <w:r>
         <w:rPr>
@@ -1010,7 +859,7 @@
           <w:sz w:val="20"/>
           <w:szCs w:val="20"/>
         </w:rPr>
-        <w:t>11</w:t>
+        <w:t>10</w:t>
       </w:r>
       <w:r>
         <w:rPr>
@@ -1022,145 +871,15 @@
         </w:rPr>
         <w:t>月～現在</w:t>
       </w:r>
-    </w:p>
-    <w:p>
-      <w:pPr>
-        <w:spacing w:after="0" w:line="0" w:lineRule="atLeast"/>
-        <w:rPr>
-          <w:rFonts w:ascii="Cambria" w:hAnsi="Cambria"/>
-          <w:sz w:val="20"/>
-          <w:szCs w:val="20"/>
-        </w:rPr>
-      </w:pPr>
-      <w:r>
-        <w:rPr>
-          <w:rFonts w:ascii="Cambria" w:hAnsi="Cambria"/>
-          <w:sz w:val="20"/>
-          <w:szCs w:val="20"/>
-        </w:rPr>
-        <w:t>コンピュータサイエンス専攻　準学士課程　在学中</w:t>
-      </w:r>
-    </w:p>
-    <w:p>
-      <w:pPr>
-        <w:spacing w:after="0" w:line="16" w:lineRule="atLeast"/>
-        <w:rPr>
-          <w:rFonts w:ascii="Cambria" w:hAnsi="Cambria"/>
-          <w:b/>
-          <w:bCs/>
-          <w:sz w:val="20"/>
-          <w:szCs w:val="20"/>
-        </w:rPr>
-      </w:pPr>
-      <w:r>
-        <w:rPr>
-          <w:rFonts w:ascii="Cambria" w:hAnsi="Cambria"/>
-          <w:b/>
-          <w:bCs/>
-          <w:sz w:val="20"/>
-          <w:szCs w:val="20"/>
-        </w:rPr>
-        <w:t xml:space="preserve">Dagon University                                                                                    </w:t>
-      </w:r>
-      <w:r>
-        <w:rPr>
-          <w:rFonts w:ascii="Cambria" w:hAnsi="Cambria"/>
-          <w:b/>
-          <w:bCs/>
-          <w:sz w:val="20"/>
-          <w:szCs w:val="20"/>
-        </w:rPr>
-        <w:t xml:space="preserve">                                                                     </w:t>
-      </w:r>
-      <w:r>
-        <w:rPr>
-          <w:rFonts w:ascii="Cambria" w:hAnsi="Cambria" w:hint="eastAsia"/>
-          <w:b/>
-          <w:bCs/>
-          <w:sz w:val="20"/>
-          <w:szCs w:val="20"/>
-        </w:rPr>
-        <w:t xml:space="preserve">　</w:t>
-      </w:r>
-      <w:r>
-        <w:rPr>
-          <w:rFonts w:ascii="Cambria" w:hAnsi="Cambria"/>
-          <w:b/>
-          <w:bCs/>
-          <w:sz w:val="20"/>
-          <w:szCs w:val="20"/>
-        </w:rPr>
-        <w:t xml:space="preserve">     </w:t>
-      </w:r>
-      <w:r>
-        <w:rPr>
-          <w:rFonts w:ascii="Cambria" w:hAnsi="Cambria" w:hint="eastAsia"/>
-          <w:b/>
-          <w:bCs/>
-          <w:sz w:val="20"/>
-          <w:szCs w:val="20"/>
-        </w:rPr>
-        <w:t xml:space="preserve">　</w:t>
-      </w:r>
-      <w:r>
-        <w:rPr>
-          <w:rFonts w:ascii="Cambria" w:hAnsi="Cambria"/>
-          <w:b/>
-          <w:bCs/>
-          <w:sz w:val="20"/>
-          <w:szCs w:val="20"/>
-        </w:rPr>
-        <w:t xml:space="preserve"> </w:t>
-      </w:r>
-      <w:r>
-        <w:rPr>
-          <w:rFonts w:ascii="Cambria" w:hAnsi="Cambria" w:hint="eastAsia"/>
-          <w:b/>
-          <w:bCs/>
-          <w:sz w:val="20"/>
-          <w:szCs w:val="20"/>
-        </w:rPr>
-        <w:t xml:space="preserve">　</w:t>
-      </w:r>
-      <w:r>
-        <w:rPr>
-          <w:rFonts w:ascii="Cambria" w:hAnsi="Cambria"/>
-          <w:b/>
-          <w:bCs/>
-          <w:sz w:val="20"/>
-          <w:szCs w:val="20"/>
-        </w:rPr>
-        <w:t>2024</w:t>
-      </w:r>
-      <w:r>
-        <w:rPr>
-          <w:rFonts w:ascii="Cambria" w:hAnsi="Cambria"/>
-          <w:b/>
-          <w:bCs/>
-          <w:sz w:val="20"/>
-          <w:szCs w:val="20"/>
-        </w:rPr>
-        <w:t>年</w:t>
-      </w:r>
-      <w:r>
-        <w:rPr>
-          <w:rFonts w:ascii="Cambria" w:hAnsi="Cambria"/>
-          <w:b/>
-          <w:bCs/>
-          <w:sz w:val="20"/>
-          <w:szCs w:val="20"/>
-        </w:rPr>
-        <w:t>10</w:t>
-      </w:r>
-      <w:r>
-        <w:rPr>
-          <w:rFonts w:ascii="Cambria" w:hAnsi="Cambria"/>
-          <w:b/>
-          <w:bCs/>
-          <w:sz w:val="20"/>
-          <w:szCs w:val="20"/>
-        </w:rPr>
-        <w:t>月～現在</w:t>
+      <w:r>
+        <w:rPr>
+          <w:rFonts w:ascii="Cambria" w:hAnsi="Cambria"/>
+          <w:b/>
+          <w:bCs/>
+          <w:sz w:val="20"/>
+          <w:szCs w:val="20"/>
+        </w:rPr>
+        <w:t>)</w:t>
       </w:r>
     </w:p>
     <w:p>
@@ -2491,6 +2210,7 @@
   <w:style w:type="character" w:default="1" w:styleId="DefaultParagraphFont">
     <w:name w:val="Default Paragraph Font"/>
     <w:uiPriority w:val="1"/>
+    <w:semiHidden/>
     <w:unhideWhenUsed/>
   </w:style>
   <w:style w:type="table" w:default="1" w:styleId="TableNormal">
